--- a/paper/to-submit/revision-round-2/first-look-9-4-26/paper-09-04-2026-clean-version.docx
+++ b/paper/to-submit/revision-round-2/first-look-9-4-26/paper-09-04-2026-clean-version.docx
@@ -527,8 +527,6 @@
         <w:spacing w:line="480" w:lineRule="auto"/>
         <w:ind w:firstLine="0"/>
         <w:rPr>
-          <w:rFonts w:eastAsia="Arial"/>
-          <w:color w:val="000000" w:themeColor="text1"/>
           <w:sz w:val="24"/>
           <w:szCs w:val="24"/>
         </w:rPr>
@@ -807,6 +805,139 @@
       <w:pPr>
         <w:rPr>
           <w:rFonts w:ascii="Times New Roman" w:eastAsia="Times New Roman" w:hAnsi="Times New Roman" w:cs="Times New Roman"/>
+          <w:sz w:val="24"/>
+          <w:szCs w:val="24"/>
+        </w:rPr>
+      </w:pPr>
+      <w:r>
+        <w:rPr>
+          <w:sz w:val="24"/>
+          <w:szCs w:val="24"/>
+        </w:rPr>
+        <w:br w:type="page"/>
+      </w:r>
+    </w:p>
+    <w:p>
+      <w:pPr>
+        <w:pStyle w:val="Abstract"/>
+        <w:spacing w:before="0" w:line="480" w:lineRule="auto"/>
+        <w:ind w:firstLine="0"/>
+        <w:rPr>
+          <w:rFonts w:eastAsia="Arial"/>
+          <w:color w:val="000000" w:themeColor="text1"/>
+          <w:sz w:val="24"/>
+          <w:szCs w:val="24"/>
+        </w:rPr>
+      </w:pPr>
+      <w:r>
+        <w:rPr>
+          <w:rFonts w:eastAsia="Arial"/>
+          <w:b/>
+          <w:bCs/>
+          <w:color w:val="000000" w:themeColor="text1"/>
+          <w:sz w:val="24"/>
+          <w:szCs w:val="24"/>
+        </w:rPr>
+        <w:lastRenderedPageBreak/>
+        <w:t>ABBREVIATIONS</w:t>
+      </w:r>
+      <w:r>
+        <w:rPr>
+          <w:rFonts w:eastAsia="Arial"/>
+          <w:b/>
+          <w:bCs/>
+          <w:color w:val="000000" w:themeColor="text1"/>
+          <w:sz w:val="24"/>
+          <w:szCs w:val="24"/>
+        </w:rPr>
+        <w:br/>
+      </w:r>
+      <w:r>
+        <w:rPr>
+          <w:rFonts w:eastAsia="Arial"/>
+          <w:color w:val="000000" w:themeColor="text1"/>
+          <w:sz w:val="24"/>
+          <w:szCs w:val="24"/>
+        </w:rPr>
+        <w:t>APSIM, Agricultural Production Systems Simulator</w:t>
+      </w:r>
+      <w:r>
+        <w:rPr>
+          <w:rFonts w:eastAsia="Arial"/>
+          <w:color w:val="000000" w:themeColor="text1"/>
+          <w:sz w:val="24"/>
+          <w:szCs w:val="24"/>
+        </w:rPr>
+        <w:br/>
+        <w:t>[CO₂], carbon dioxide concentration</w:t>
+      </w:r>
+      <w:r>
+        <w:rPr>
+          <w:rFonts w:eastAsia="Arial"/>
+          <w:color w:val="000000" w:themeColor="text1"/>
+          <w:sz w:val="24"/>
+          <w:szCs w:val="24"/>
+        </w:rPr>
+        <w:br/>
+        <w:t>DOY, day of year</w:t>
+      </w:r>
+      <w:r>
+        <w:rPr>
+          <w:rFonts w:eastAsia="Arial"/>
+          <w:color w:val="000000" w:themeColor="text1"/>
+          <w:sz w:val="24"/>
+          <w:szCs w:val="24"/>
+        </w:rPr>
+        <w:br/>
+        <w:t>ES, early sowing</w:t>
+      </w:r>
+      <w:r>
+        <w:rPr>
+          <w:rFonts w:eastAsia="Arial"/>
+          <w:color w:val="000000" w:themeColor="text1"/>
+          <w:sz w:val="24"/>
+          <w:szCs w:val="24"/>
+        </w:rPr>
+        <w:br/>
+        <w:t>LM, late-maturing</w:t>
+      </w:r>
+      <w:r>
+        <w:rPr>
+          <w:rFonts w:eastAsia="Arial"/>
+          <w:color w:val="000000" w:themeColor="text1"/>
+          <w:sz w:val="24"/>
+          <w:szCs w:val="24"/>
+        </w:rPr>
+        <w:br/>
+        <w:t>MG, maturity group</w:t>
+      </w:r>
+      <w:r>
+        <w:rPr>
+          <w:rFonts w:eastAsia="Arial"/>
+          <w:color w:val="000000" w:themeColor="text1"/>
+          <w:sz w:val="24"/>
+          <w:szCs w:val="24"/>
+        </w:rPr>
+        <w:br/>
+        <w:t>NASS, National Agricultural Statistics Service</w:t>
+      </w:r>
+      <w:r>
+        <w:rPr>
+          <w:rFonts w:eastAsia="Arial"/>
+          <w:color w:val="000000" w:themeColor="text1"/>
+          <w:sz w:val="24"/>
+          <w:szCs w:val="24"/>
+        </w:rPr>
+        <w:br/>
+        <w:t>VE, emergence</w:t>
+      </w:r>
+    </w:p>
+    <w:p>
+      <w:pPr>
+        <w:pStyle w:val="Abstract"/>
+        <w:spacing w:before="0" w:line="480" w:lineRule="auto"/>
+        <w:ind w:firstLine="0"/>
+        <w:rPr>
           <w:b/>
           <w:caps/>
           <w:kern w:val="28"/>
@@ -814,6 +945,64 @@
           <w:szCs w:val="24"/>
         </w:rPr>
       </w:pPr>
+      <w:r>
+        <w:rPr>
+          <w:rFonts w:eastAsia="Arial"/>
+          <w:color w:val="000000" w:themeColor="text1"/>
+          <w:sz w:val="24"/>
+          <w:szCs w:val="24"/>
+        </w:rPr>
+        <w:t>R1, beginning of flowering</w:t>
+      </w:r>
+      <w:r>
+        <w:rPr>
+          <w:rFonts w:eastAsia="Arial"/>
+          <w:color w:val="000000" w:themeColor="text1"/>
+          <w:sz w:val="24"/>
+          <w:szCs w:val="24"/>
+        </w:rPr>
+        <w:br/>
+        <w:t>R5, beginning of seed</w:t>
+      </w:r>
+      <w:r>
+        <w:rPr>
+          <w:rFonts w:eastAsia="Arial"/>
+          <w:color w:val="000000" w:themeColor="text1"/>
+          <w:sz w:val="24"/>
+          <w:szCs w:val="24"/>
+        </w:rPr>
+        <w:br/>
+        <w:t>R7, physiological maturity</w:t>
+      </w:r>
+      <w:r>
+        <w:rPr>
+          <w:rFonts w:eastAsia="Arial"/>
+          <w:color w:val="000000" w:themeColor="text1"/>
+          <w:sz w:val="24"/>
+          <w:szCs w:val="24"/>
+        </w:rPr>
+        <w:br/>
+        <w:t>RMSE, root mean square error</w:t>
+      </w:r>
+      <w:r>
+        <w:rPr>
+          <w:rFonts w:eastAsia="Arial"/>
+          <w:color w:val="000000" w:themeColor="text1"/>
+          <w:sz w:val="24"/>
+          <w:szCs w:val="24"/>
+        </w:rPr>
+        <w:br/>
+        <w:t>SSURGO, Soil Survey Geographic databas</w:t>
+      </w:r>
+      <w:r>
+        <w:rPr>
+          <w:rFonts w:eastAsia="Arial"/>
+          <w:color w:val="000000" w:themeColor="text1"/>
+          <w:sz w:val="24"/>
+          <w:szCs w:val="24"/>
+        </w:rPr>
+        <w:t>e</w:t>
+      </w:r>
       <w:r>
         <w:rPr>
           <w:sz w:val="24"/>
@@ -14732,7 +14921,6 @@
   <w:style w:type="character" w:default="1" w:styleId="DefaultParagraphFont">
     <w:name w:val="Default Paragraph Font"/>
     <w:uiPriority w:val="1"/>
-    <w:semiHidden/>
     <w:unhideWhenUsed/>
   </w:style>
   <w:style w:type="table" w:default="1" w:styleId="TableNormal">
@@ -15986,7 +16174,6 @@
     <w:rsid w:val="00330CA9"/>
     <w:rsid w:val="00343661"/>
     <w:rsid w:val="003466F5"/>
-    <w:rsid w:val="003B4884"/>
     <w:rsid w:val="003B7BEE"/>
     <w:rsid w:val="0047041B"/>
     <w:rsid w:val="004A5FDA"/>
@@ -16065,6 +16252,7 @@
     <w:rsid w:val="00F459E4"/>
     <w:rsid w:val="00F471E8"/>
     <w:rsid w:val="00F67238"/>
+    <w:rsid w:val="00F92444"/>
     <w:rsid w:val="00F92F05"/>
     <w:rsid w:val="00FA37E1"/>
     <w:rsid w:val="00FE34C3"/>
